--- a/data/outputs/v2/Grade11/Biology/Quizzes/SS2.1_Reproduction_in_Plants/Biology_G11_SS2.1_Reproduction_in_Plants_L5_AnswerKey.docx
+++ b/data/outputs/v2/Grade11/Biology/Quizzes/SS2.1_Reproduction_in_Plants/Biology_G11_SS2.1_Reproduction_in_Plants_L5_AnswerKey.docx
@@ -1405,7 +1405,7 @@
         </w:rPr>
         <w:t xml:space="preserve">© 2026 SeaVuria and ARES. Aligned with KICD objectives. Developed by SeaVuria; technical implementation by ARES (with AI assistance from Claude). Licensed under </w:t>
       </w:r>
-      <w:hyperlink w:history="1" r:id="rIdikgzsozuxvv4cbjbg1ibo">
+      <w:hyperlink w:history="1" r:id="rId-24qo2kvhyqtmg72kk3th">
         <w:r>
           <w:rPr>
             <w:rFonts w:ascii="Arial" w:cs="Arial" w:eastAsia="Arial" w:hAnsi="Arial"/>
@@ -1426,7 +1426,7 @@
         </w:rPr>
         <w:t xml:space="preserve"> (</w:t>
       </w:r>
-      <w:hyperlink w:history="1" r:id="rId_o-vdmzqroobcel0xxw0y">
+      <w:hyperlink w:history="1" r:id="rIdifzo8vf9v0x86tqcw3p9b">
         <w:r>
           <w:rPr>
             <w:rFonts w:ascii="Arial" w:cs="Arial" w:eastAsia="Arial" w:hAnsi="Arial"/>

--- a/data/outputs/v2/Grade11/Biology/Quizzes/SS2.1_Reproduction_in_Plants/Biology_G11_SS2.1_Reproduction_in_Plants_L5_AnswerKey.docx
+++ b/data/outputs/v2/Grade11/Biology/Quizzes/SS2.1_Reproduction_in_Plants/Biology_G11_SS2.1_Reproduction_in_Plants_L5_AnswerKey.docx
@@ -1405,7 +1405,7 @@
         </w:rPr>
         <w:t xml:space="preserve">© 2026 SeaVuria and ARES. Aligned with KICD objectives. Developed by SeaVuria; technical implementation by ARES (with AI assistance from Claude). Licensed under </w:t>
       </w:r>
-      <w:hyperlink w:history="1" r:id="rId-24qo2kvhyqtmg72kk3th">
+      <w:hyperlink w:history="1" r:id="rIdx3kthivxb7ghowob3u2lu">
         <w:r>
           <w:rPr>
             <w:rFonts w:ascii="Arial" w:cs="Arial" w:eastAsia="Arial" w:hAnsi="Arial"/>
@@ -1426,7 +1426,7 @@
         </w:rPr>
         <w:t xml:space="preserve"> (</w:t>
       </w:r>
-      <w:hyperlink w:history="1" r:id="rIdifzo8vf9v0x86tqcw3p9b">
+      <w:hyperlink w:history="1" r:id="rIdnfndgmbxi9cheob68abhv">
         <w:r>
           <w:rPr>
             <w:rFonts w:ascii="Arial" w:cs="Arial" w:eastAsia="Arial" w:hAnsi="Arial"/>

--- a/data/outputs/v2/Grade11/Biology/Quizzes/SS2.1_Reproduction_in_Plants/Biology_G11_SS2.1_Reproduction_in_Plants_L5_AnswerKey.docx
+++ b/data/outputs/v2/Grade11/Biology/Quizzes/SS2.1_Reproduction_in_Plants/Biology_G11_SS2.1_Reproduction_in_Plants_L5_AnswerKey.docx
@@ -1405,7 +1405,7 @@
         </w:rPr>
         <w:t xml:space="preserve">© 2026 SeaVuria and ARES. Aligned with KICD objectives. Developed by SeaVuria; technical implementation by ARES (with AI assistance from Claude). Licensed under </w:t>
       </w:r>
-      <w:hyperlink w:history="1" r:id="rIdx3kthivxb7ghowob3u2lu">
+      <w:hyperlink w:history="1" r:id="rIdwcsbvngw_yowdkunu9q_s">
         <w:r>
           <w:rPr>
             <w:rFonts w:ascii="Arial" w:cs="Arial" w:eastAsia="Arial" w:hAnsi="Arial"/>
@@ -1426,7 +1426,7 @@
         </w:rPr>
         <w:t xml:space="preserve"> (</w:t>
       </w:r>
-      <w:hyperlink w:history="1" r:id="rIdnfndgmbxi9cheob68abhv">
+      <w:hyperlink w:history="1" r:id="rId7yljcnl9szbgd_zeicznk">
         <w:r>
           <w:rPr>
             <w:rFonts w:ascii="Arial" w:cs="Arial" w:eastAsia="Arial" w:hAnsi="Arial"/>
